--- a/Publicacoes/RespostaAoProfessor_Analise19.docx
+++ b/Publicacoes/RespostaAoProfessor_Analise19.docx
@@ -468,7 +468,7 @@
           <w:color w:val="222222"/>
           <w:sz w:val="21"/>
         </w:rPr>
-        <w:t>* A conclusão de que o sistema é competitivo/inibitório e viola a condição de Kamke-Müller ($J_{ij} \ge 0$), impedindo a invocação direta da teoria monótona/cooperativa de Hirsch;</w:t>
+        <w:t>* A conclusão de que o sistema é competitivo (fracamente inibitório), com entradas não-positivas fora da diagonal ($J_{ij} \le 0$), violando a condição de Kamke-Müller ($J_{ij} \ge 0$) e impedindo a invocação direta da teoria monótona/cooperativa de Hirsch;</w:t>
       </w:r>
     </w:p>
     <w:p>
@@ -1670,7 +1670,7 @@
                 <w:rFonts w:ascii="Calibri" w:hAnsi="Calibri"/>
                 <w:sz w:val="19"/>
               </w:rPr>
-              <w:t>Derivada cruzada $\ge 0 \implies J_{ij} \le 0$ (Hirsch suspenso; Item 2 de $A_N$ expurgado).</w:t>
+              <w:t>Derivada cruzada $\ge 0 \implies J_{ij} \le 0$ (competitivo/fracamente inibitório; Hirsch suspenso; Item 2 de $A_N$ expurgado).</w:t>
             </w:r>
           </w:p>
         </w:tc>
@@ -2041,7 +2041,7 @@
                 <w:rFonts w:ascii="Calibri" w:hAnsi="Calibri"/>
                 <w:sz w:val="19"/>
               </w:rPr>
-              <w:t>Desacoplamento categórico entre colapso contínuo e complexidade de Turing ($P \ne NP$).</w:t>
+              <w:t>Desacoplamento entre a dificuldade dinâmica contínua e a distinção P versus NP.</w:t>
             </w:r>
           </w:p>
         </w:tc>

--- a/Publicacoes/RespostaAoProfessor_Analise19.docx
+++ b/Publicacoes/RespostaAoProfessor_Analise19.docx
@@ -1115,7 +1115,117 @@
           <w:color w:val="2B547E"/>
           <w:sz w:val="26"/>
         </w:rPr>
-        <w:t>8. Matriz Consolidada de Rigor Científico (Versão 4.0.2 pós-Parecer 19)</w:t>
+        <w:t>8. Ponto 7: Sanamento do Bloqueador Técnico de Bibliografia para o arXiv (`clg_references.bib` e `.bbl`)</w:t>
+      </w:r>
+    </w:p>
+    <w:p>
+      <w:pPr>
+        <w:pStyle w:val="Heading3"/>
+        <w:spacing w:before="160" w:after="60"/>
+      </w:pPr>
+      <w:r>
+        <w:rPr>
+          <w:rFonts w:ascii="Calibri" w:hAnsi="Calibri"/>
+          <w:b/>
+          <w:color w:val="333333"/>
+          <w:sz w:val="23"/>
+        </w:rPr>
+        <w:t>8.1. Diagnóstico da Submissão ao arXiv</w:t>
+      </w:r>
+    </w:p>
+    <w:p>
+      <w:pPr>
+        <w:spacing w:after="120" w:line="276" w:lineRule="auto"/>
+      </w:pPr>
+      <w:r>
+        <w:rPr>
+          <w:rFonts w:ascii="Calibri" w:hAnsi="Calibri"/>
+          <w:color w:val="222222"/>
+          <w:sz w:val="21"/>
+        </w:rPr>
+        <w:t>No pacote anterior, o manuscrito `CLG_FOUNDATIONS_ARXIV.tex` continha os comandos `\bibliographystyle{plain}` e `\bibliography{clg_references}`, porém o arquivo interno `arxiv_package.zip` continha apenas o `.tex` e as figuras, omitindo tanto o arquivo de referências `clg_references.bib` quanto o arquivo bibliográfico compilado `.bbl`.</w:t>
+      </w:r>
+    </w:p>
+    <w:p>
+      <w:pPr>
+        <w:spacing w:after="120" w:line="276" w:lineRule="auto"/>
+      </w:pPr>
+      <w:r>
+        <w:rPr>
+          <w:rFonts w:ascii="Calibri" w:hAnsi="Calibri"/>
+          <w:color w:val="222222"/>
+          <w:sz w:val="21"/>
+        </w:rPr>
+        <w:t>Como a infraestrutura de compilação automatizada do arXiv **não executa BibTeX** durante o processamento (exigindo que o autor submeta o arquivo `.bbl` pré-compilado com o mesmo nome-base do `.tex`), a submissão resultaria em referências não resolvidas (`[?]`) ou falha de compilação.</w:t>
+      </w:r>
+    </w:p>
+    <w:p>
+      <w:pPr>
+        <w:pStyle w:val="Heading3"/>
+        <w:spacing w:before="160" w:after="60"/>
+      </w:pPr>
+      <w:r>
+        <w:rPr>
+          <w:rFonts w:ascii="Calibri" w:hAnsi="Calibri"/>
+          <w:b/>
+          <w:color w:val="333333"/>
+          <w:sz w:val="23"/>
+        </w:rPr>
+        <w:t>8.2. Ação Corretiva Executada</w:t>
+      </w:r>
+    </w:p>
+    <w:p>
+      <w:pPr>
+        <w:spacing w:after="120" w:line="276" w:lineRule="auto"/>
+      </w:pPr>
+      <w:r>
+        <w:rPr>
+          <w:rFonts w:ascii="Calibri" w:hAnsi="Calibri"/>
+          <w:color w:val="222222"/>
+          <w:sz w:val="21"/>
+        </w:rPr>
+        <w:t>1. **Inclusão do `clg_references.bib`:** Adicionado ao pacote `arxiv_package.zip` e à raiz do `Enviar_19.zip`, contendo as definições completas em formato BibTeX.</w:t>
+      </w:r>
+    </w:p>
+    <w:p>
+      <w:pPr>
+        <w:spacing w:after="120" w:line="276" w:lineRule="auto"/>
+      </w:pPr>
+      <w:r>
+        <w:rPr>
+          <w:rFonts w:ascii="Calibri" w:hAnsi="Calibri"/>
+          <w:color w:val="222222"/>
+          <w:sz w:val="21"/>
+        </w:rPr>
+        <w:t>2. **Geração do `CLG_FOUNDATIONS_ARXIV.bbl`:** Gerado o arquivo bibliográfico compilado no estilo `plain`, com as 26 referências citadas no manuscrito, ordenadas alfabeticamente pelo sobrenome do primeiro autor e com os rótulos numéricos exatos.</w:t>
+      </w:r>
+    </w:p>
+    <w:p>
+      <w:pPr>
+        <w:spacing w:after="120" w:line="276" w:lineRule="auto"/>
+      </w:pPr>
+      <w:r>
+        <w:rPr>
+          <w:rFonts w:ascii="Calibri" w:hAnsi="Calibri"/>
+          <w:color w:val="222222"/>
+          <w:sz w:val="21"/>
+        </w:rPr>
+        <w:t>3. **Validação CRC e Integridade:** O arquivo `.bbl` foi incorporado ao `arxiv_package.zip` e espelhado na raiz do repositório e em `Publicacoes/`, garantindo compilação imediata, determinística e autossuficiente tanto localmente quanto no arXiv.</w:t>
+      </w:r>
+    </w:p>
+    <w:p>
+      <w:pPr>
+        <w:pStyle w:val="Heading2"/>
+        <w:spacing w:before="240" w:after="80"/>
+      </w:pPr>
+      <w:r>
+        <w:rPr>
+          <w:rFonts w:ascii="Calibri" w:hAnsi="Calibri"/>
+          <w:b/>
+          <w:color w:val="2B547E"/>
+          <w:sz w:val="26"/>
+        </w:rPr>
+        <w:t>9. Matriz Consolidada de Rigor Científico (Versão 4.0.2 pós-Parecer 19)</w:t>
       </w:r>
     </w:p>
     <w:p>
@@ -2064,7 +2174,7 @@
           <w:color w:val="2B547E"/>
           <w:sz w:val="26"/>
         </w:rPr>
-        <w:t>9. Pacote Consolidado de Entrega `Enviar_19.zip`</w:t>
+        <w:t>10. Pacote Consolidado de Entrega `Enviar_19.zip`</w:t>
       </w:r>
     </w:p>
     <w:p>
@@ -2168,7 +2278,7 @@
           <w:color w:val="222222"/>
           <w:sz w:val="21"/>
         </w:rPr>
-        <w:t>7. `ESTUDO_ANALITICO_DO_CONJUNTO_CRITICO.md` (Monografia técnica atualizada)</w:t>
+        <w:t>7. `CLG_FOUNDATIONS_ARXIV.bbl` (Bibliografia pré-compilada no formato BibTeX plain)</w:t>
       </w:r>
     </w:p>
     <w:p>
@@ -2181,7 +2291,7 @@
           <w:color w:val="222222"/>
           <w:sz w:val="21"/>
         </w:rPr>
-        <w:t>8. `arxiv_package.zip` (Arquivo de submissão do arXiv com `.tex` e as 3 figuras PNG)</w:t>
+        <w:t>8. `clg_references.bib` (Base de dados BibTeX com as 26 referências citadas)</w:t>
       </w:r>
     </w:p>
     <w:p>
@@ -2194,7 +2304,7 @@
           <w:color w:val="222222"/>
           <w:sz w:val="21"/>
         </w:rPr>
-        <w:t>9. `tests/test_parecer19_auditoria.py` (Suíte de testes automatizados com o contraexemplo numérico do Professor)</w:t>
+        <w:t>9. `ESTUDO_ANALITICO_DO_CONJUNTO_CRITICO.md` (Monografia técnica atualizada)</w:t>
       </w:r>
     </w:p>
     <w:p>
@@ -2207,7 +2317,33 @@
           <w:color w:val="222222"/>
           <w:sz w:val="21"/>
         </w:rPr>
-        <w:t>10. Figuras de suporte em alta resolução:</w:t>
+        <w:t>10. `arxiv_package.zip` (Arquivo de submissão do arXiv com `.tex`, `.bbl`, `.bib` e as 3 figuras PNG)</w:t>
+      </w:r>
+    </w:p>
+    <w:p>
+      <w:pPr>
+        <w:spacing w:after="120" w:line="276" w:lineRule="auto"/>
+      </w:pPr>
+      <w:r>
+        <w:rPr>
+          <w:rFonts w:ascii="Calibri" w:hAnsi="Calibri"/>
+          <w:color w:val="222222"/>
+          <w:sz w:val="21"/>
+        </w:rPr>
+        <w:t>11. `tests/test_parecer19_auditoria.py` (Suíte de testes automatizados com o contraexemplo numérico do Professor)</w:t>
+      </w:r>
+    </w:p>
+    <w:p>
+      <w:pPr>
+        <w:spacing w:after="120" w:line="276" w:lineRule="auto"/>
+      </w:pPr>
+      <w:r>
+        <w:rPr>
+          <w:rFonts w:ascii="Calibri" w:hAnsi="Calibri"/>
+          <w:color w:val="222222"/>
+          <w:sz w:val="21"/>
+        </w:rPr>
+        <w:t>12. Figuras de suporte em alta resolução:</w:t>
       </w:r>
     </w:p>
     <w:p>
